--- a/docs/발주현황_상세로직_유저시나리오_v3.docx
+++ b/docs/발주현황_상세로직_유저시나리오_v3.docx
@@ -3775,6 +3775,50 @@
       </w:pPr>
       <w:r>
         <w:t xml:space="preserve">4페이지(식재료·레시피·발주 현황·마이페이지) 설계 완성 후: 전체 데이터 모델 통합 ERD와 MVP 범위 정의.</w:t>
+      </w:r>
+    </w:p>
+    <w:p>
+      <w:r>
+        <w:br w:type="page"/>
+      </w:r>
+    </w:p>
+    <w:p>
+      <w:r>
+        <w:rPr>
+          <w:b/>
+          <w:color w:val="191F28"/>
+          <w:sz w:val="28"/>
+        </w:rPr>
+        <w:t>■ 구현 반영 변경점 (v3 → 구현, 2026-06)</w:t>
+      </w:r>
+    </w:p>
+    <w:p>
+      <w:r>
+        <w:rPr>
+          <w:color w:val="6B7684"/>
+          <w:sz w:val="18"/>
+        </w:rPr>
+        <w:t>본 절은 원본 v3 설계 이후 실제 구현에서 (주로 사용자 결정으로) 달라진 부분을 요약한다. 전체 정리는 docs/구현-변경점.md 참조. (2026-06-09)</w:t>
+      </w:r>
+    </w:p>
+    <w:p>
+      <w:r>
+        <w:t>• 탭 명칭: 발주 후보 / 입고 예정 / 입고 완료. 입고 처리 버튼 = 입고 완료.</w:t>
+      </w:r>
+    </w:p>
+    <w:p>
+      <w:r>
+        <w:t>• 입고 예정·완료 카드: 식재료 리스트 카드 스타일(배송 아이콘 제거). 입고예정/입고지연 뱃지 · 예정일 · 구매처·브랜드·금액.</w:t>
+      </w:r>
+    </w:p>
+    <w:p>
+      <w:r>
+        <w:t>• 발주 후보: 주문하기 = 구매 링크·옵션 시트(ORD-05) / 발주 완료 = 구매처 선택 시트(ORD-06) → 발주 완료 등록(ORD-02, 도착 예정일 달력).</w:t>
+      </w:r>
+    </w:p>
+    <w:p>
+      <w:r>
+        <w:t>• 단위(망/통) 제거, 권장 발주 숫자 색상 블랙, 안전재고·소진 자동 분류 문구 제거.</w:t>
       </w:r>
     </w:p>
     <w:sectPr>
